--- a/amostra.docx
+++ b/amostra.docx
@@ -13,6 +13,9 @@
       <w:r>
         <w:rPr/>
         <w:tab/>
+      </w:r>
+      <w:r>
+        <w:rPr/>
         <w:t>I.</w:t>
       </w:r>
     </w:p>
@@ -41,7 +44,241 @@
           <w:rFonts w:ascii="Times New Roman" w:hAnsi="Times New Roman"/>
         </w:rPr>
         <w:tab/>
-        <w:t>Venâncio, a esposa Esmeralda e a pequena Alita atravessaram a rua e chegaram à praça. Uma praça nova: mudas de árvores esparsas recém plantadas amarradas em paus para suporte, brinquedos com a pintura nova para as crianças em uma área com areia, e balanços que não rangeriam por um bom tempo. Estava cheia de gente. Havia bandeirinhas como de festa junina, e bancas vendendo comidas e artesanato. Alitinha chorou até que Venâncio a comprasse um cata-vento em uma das banquinhas onde o vendedor anunciava suas mercadorias aos berros. Ouviam-se risadas e conversas animadas, e do outro lado da praça, de onde vinha uma cantoria acompanhada da música de um sanfoneiro, vinha também o cheiro de churrasco.</w:t>
+        <w:t xml:space="preserve">Venâncio, </w:t>
+      </w:r>
+      <w:r>
+        <w:rPr>
+          <w:rFonts w:ascii="Times New Roman" w:hAnsi="Times New Roman"/>
+        </w:rPr>
+        <w:t xml:space="preserve">a esposa </w:t>
+      </w:r>
+      <w:r>
+        <w:rPr>
+          <w:rFonts w:ascii="Times New Roman" w:hAnsi="Times New Roman"/>
+        </w:rPr>
+        <w:t xml:space="preserve">Esmeralda </w:t>
+      </w:r>
+      <w:r>
+        <w:rPr>
+          <w:rFonts w:ascii="Times New Roman" w:hAnsi="Times New Roman"/>
+        </w:rPr>
+        <w:t>e</w:t>
+      </w:r>
+      <w:r>
+        <w:rPr>
+          <w:rFonts w:ascii="Times New Roman" w:hAnsi="Times New Roman"/>
+        </w:rPr>
+        <w:t xml:space="preserve"> a pequena Alit</w:t>
+      </w:r>
+      <w:r>
+        <w:rPr>
+          <w:rFonts w:ascii="Times New Roman" w:hAnsi="Times New Roman"/>
+        </w:rPr>
+        <w:t>a</w:t>
+      </w:r>
+      <w:r>
+        <w:rPr>
+          <w:rFonts w:ascii="Times New Roman" w:hAnsi="Times New Roman"/>
+        </w:rPr>
+        <w:t xml:space="preserve"> atravessaram a rua e chegaram à praça. Uma praça nova: mudas de árvores esparsas recém plantadas amarradas em paus para suporte, brinquedos </w:t>
+      </w:r>
+      <w:r>
+        <w:rPr>
+          <w:rFonts w:ascii="Times New Roman" w:hAnsi="Times New Roman"/>
+        </w:rPr>
+        <w:t>par</w:t>
+      </w:r>
+      <w:r>
+        <w:rPr>
+          <w:rFonts w:ascii="Times New Roman" w:hAnsi="Times New Roman"/>
+        </w:rPr>
+        <w:t xml:space="preserve">a </w:t>
+      </w:r>
+      <w:r>
+        <w:rPr>
+          <w:rFonts w:ascii="Times New Roman" w:hAnsi="Times New Roman"/>
+        </w:rPr>
+        <w:t>crianças</w:t>
+      </w:r>
+      <w:r>
+        <w:rPr>
+          <w:rFonts w:ascii="Times New Roman" w:hAnsi="Times New Roman"/>
+        </w:rPr>
+        <w:t xml:space="preserve"> em um </w:t>
+      </w:r>
+      <w:r>
+        <w:rPr>
+          <w:rFonts w:ascii="Times New Roman" w:hAnsi="Times New Roman"/>
+        </w:rPr>
+        <w:t>reservado</w:t>
+      </w:r>
+      <w:r>
+        <w:rPr>
+          <w:rFonts w:ascii="Times New Roman" w:hAnsi="Times New Roman"/>
+        </w:rPr>
+        <w:t xml:space="preserve"> com areia </w:t>
+      </w:r>
+      <w:r>
+        <w:rPr>
+          <w:rFonts w:ascii="Times New Roman" w:hAnsi="Times New Roman"/>
+        </w:rPr>
+        <w:t>onde via-se que a tinta era nova</w:t>
+      </w:r>
+      <w:r>
+        <w:rPr>
+          <w:rFonts w:ascii="Times New Roman" w:hAnsi="Times New Roman"/>
+        </w:rPr>
+        <w:t xml:space="preserve">, </w:t>
+      </w:r>
+      <w:r>
+        <w:rPr>
+          <w:rFonts w:ascii="Times New Roman" w:hAnsi="Times New Roman"/>
+        </w:rPr>
+        <w:t>e</w:t>
+      </w:r>
+      <w:r>
+        <w:rPr>
+          <w:rFonts w:ascii="Times New Roman" w:hAnsi="Times New Roman"/>
+        </w:rPr>
+        <w:t xml:space="preserve"> balanços que não rangeriam por um bom tempo. Estava chei</w:t>
+      </w:r>
+      <w:r>
+        <w:rPr>
+          <w:rFonts w:ascii="Times New Roman" w:hAnsi="Times New Roman"/>
+        </w:rPr>
+        <w:t>o</w:t>
+      </w:r>
+      <w:r>
+        <w:rPr>
+          <w:rFonts w:ascii="Times New Roman" w:hAnsi="Times New Roman"/>
+        </w:rPr>
+        <w:t xml:space="preserve"> de gente. Havia bandeirinhas como de festa junina, </w:t>
+      </w:r>
+      <w:r>
+        <w:rPr>
+          <w:rFonts w:ascii="Times New Roman" w:hAnsi="Times New Roman"/>
+        </w:rPr>
+        <w:t xml:space="preserve">e </w:t>
+      </w:r>
+      <w:r>
+        <w:rPr>
+          <w:rFonts w:ascii="Times New Roman" w:hAnsi="Times New Roman"/>
+        </w:rPr>
+        <w:t xml:space="preserve">bancas vendendo comidas e artesanato. Alitinha chorou até que Venâncio comprasse um cata-vento em uma das banquinhas </w:t>
+      </w:r>
+      <w:r>
+        <w:rPr>
+          <w:rFonts w:ascii="Times New Roman" w:hAnsi="Times New Roman"/>
+        </w:rPr>
+        <w:t>em que</w:t>
+      </w:r>
+      <w:r>
+        <w:rPr>
+          <w:rFonts w:ascii="Times New Roman" w:hAnsi="Times New Roman"/>
+        </w:rPr>
+        <w:t xml:space="preserve"> o vendedor anunciava suas mercadorias aos berros. Ouvia</w:t>
+      </w:r>
+      <w:r>
+        <w:rPr>
+          <w:rFonts w:ascii="Times New Roman" w:hAnsi="Times New Roman"/>
+        </w:rPr>
+        <w:t>m-</w:t>
+      </w:r>
+      <w:r>
+        <w:rPr>
+          <w:rFonts w:ascii="Times New Roman" w:hAnsi="Times New Roman"/>
+        </w:rPr>
+        <w:t xml:space="preserve">se risadas </w:t>
+      </w:r>
+      <w:r>
+        <w:rPr>
+          <w:rFonts w:ascii="Times New Roman" w:hAnsi="Times New Roman"/>
+        </w:rPr>
+        <w:t>e</w:t>
+      </w:r>
+      <w:r>
+        <w:rPr>
+          <w:rFonts w:ascii="Times New Roman" w:hAnsi="Times New Roman"/>
+        </w:rPr>
+        <w:t xml:space="preserve"> conversas animadas, e do outro lado da praça, de onde vinha uma cantoria acompanhada da música de um </w:t>
+      </w:r>
+      <w:r>
+        <w:rPr>
+          <w:rFonts w:ascii="Times New Roman" w:hAnsi="Times New Roman"/>
+        </w:rPr>
+        <w:t>gaiteiro</w:t>
+      </w:r>
+      <w:r>
+        <w:rPr>
+          <w:rFonts w:ascii="Times New Roman" w:hAnsi="Times New Roman"/>
+        </w:rPr>
+        <w:t xml:space="preserve">, vinha também o cheiro de churrasco. </w:t>
+      </w:r>
+      <w:r>
+        <w:rPr>
+          <w:rFonts w:ascii="Times New Roman" w:hAnsi="Times New Roman"/>
+        </w:rPr>
+        <w:t xml:space="preserve">Foram seguindo por um caminho ladeado de flores jovens </w:t>
+      </w:r>
+      <w:r>
+        <w:rPr>
+          <w:rFonts w:ascii="Times New Roman" w:hAnsi="Times New Roman"/>
+        </w:rPr>
+        <w:t xml:space="preserve">voejadas de abelhas </w:t>
+      </w:r>
+      <w:r>
+        <w:rPr>
+          <w:rFonts w:ascii="Times New Roman" w:hAnsi="Times New Roman"/>
+        </w:rPr>
+        <w:t xml:space="preserve">que levava até o centro, </w:t>
+      </w:r>
+      <w:r>
+        <w:rPr>
+          <w:rFonts w:ascii="Times New Roman" w:hAnsi="Times New Roman"/>
+        </w:rPr>
+        <w:t>onde</w:t>
+      </w:r>
+      <w:r>
+        <w:rPr>
+          <w:rFonts w:ascii="Times New Roman" w:hAnsi="Times New Roman"/>
+        </w:rPr>
+        <w:t xml:space="preserve"> cruzava com outro, e </w:t>
+      </w:r>
+      <w:r>
+        <w:rPr>
+          <w:rFonts w:ascii="Times New Roman" w:hAnsi="Times New Roman"/>
+        </w:rPr>
+        <w:t>assim</w:t>
+      </w:r>
+      <w:r>
+        <w:rPr>
+          <w:rFonts w:ascii="Times New Roman" w:hAnsi="Times New Roman"/>
+        </w:rPr>
+        <w:t xml:space="preserve"> </w:t>
+      </w:r>
+      <w:r>
+        <w:rPr>
+          <w:rFonts w:ascii="Times New Roman" w:hAnsi="Times New Roman"/>
+        </w:rPr>
+        <w:t xml:space="preserve">dividiam a praça em quatro </w:t>
+      </w:r>
+      <w:r>
+        <w:rPr>
+          <w:rFonts w:ascii="Times New Roman" w:hAnsi="Times New Roman"/>
+        </w:rPr>
+        <w:t>partes</w:t>
+      </w:r>
+      <w:r>
+        <w:rPr>
+          <w:rFonts w:ascii="Times New Roman" w:hAnsi="Times New Roman"/>
+        </w:rPr>
+        <w:t xml:space="preserve">. </w:t>
+      </w:r>
+      <w:r>
+        <w:rPr>
+          <w:rFonts w:ascii="Times New Roman" w:hAnsi="Times New Roman"/>
+        </w:rPr>
+        <w:t>Fazia um calor infernal.</w:t>
       </w:r>
     </w:p>
     <w:p>
@@ -57,7 +294,132 @@
           <w:rFonts w:ascii="Times New Roman" w:hAnsi="Times New Roman"/>
         </w:rPr>
         <w:tab/>
-        <w:t>Foram seguindo por um caminho ladeado de flores jovens, onde as abelhas voejavam, que levava até o centro da praça, onde ele cruzava com outro, e juntos dividiam a praça em quatro quadrados.</w:t>
+      </w:r>
+      <w:r>
+        <w:rPr>
+          <w:rFonts w:ascii="Times New Roman" w:hAnsi="Times New Roman"/>
+        </w:rPr>
+        <w:t xml:space="preserve">A maior </w:t>
+      </w:r>
+      <w:r>
+        <w:rPr>
+          <w:rFonts w:ascii="Times New Roman" w:hAnsi="Times New Roman"/>
+        </w:rPr>
+        <w:t>parte</w:t>
+      </w:r>
+      <w:r>
+        <w:rPr>
+          <w:rFonts w:ascii="Times New Roman" w:hAnsi="Times New Roman"/>
+        </w:rPr>
+        <w:t xml:space="preserve"> d</w:t>
+      </w:r>
+      <w:r>
+        <w:rPr>
+          <w:rFonts w:ascii="Times New Roman" w:hAnsi="Times New Roman"/>
+        </w:rPr>
+        <w:t>a</w:t>
+      </w:r>
+      <w:r>
+        <w:rPr>
+          <w:rFonts w:ascii="Times New Roman" w:hAnsi="Times New Roman"/>
+        </w:rPr>
+        <w:t xml:space="preserve"> </w:t>
+      </w:r>
+      <w:r>
+        <w:rPr>
+          <w:rFonts w:ascii="Times New Roman" w:hAnsi="Times New Roman"/>
+        </w:rPr>
+        <w:t>gente</w:t>
+      </w:r>
+      <w:r>
+        <w:rPr>
+          <w:rFonts w:ascii="Times New Roman" w:hAnsi="Times New Roman"/>
+        </w:rPr>
+        <w:t xml:space="preserve"> ia pela </w:t>
+      </w:r>
+      <w:r>
+        <w:rPr>
+          <w:rFonts w:ascii="Times New Roman" w:hAnsi="Times New Roman"/>
+        </w:rPr>
+        <w:t>direita</w:t>
+      </w:r>
+      <w:r>
+        <w:rPr>
+          <w:rFonts w:ascii="Times New Roman" w:hAnsi="Times New Roman"/>
+        </w:rPr>
+        <w:t xml:space="preserve"> de onde </w:t>
+      </w:r>
+      <w:r>
+        <w:rPr>
+          <w:rFonts w:ascii="Times New Roman" w:hAnsi="Times New Roman"/>
+        </w:rPr>
+        <w:t>eles</w:t>
+      </w:r>
+      <w:r>
+        <w:rPr>
+          <w:rFonts w:ascii="Times New Roman" w:hAnsi="Times New Roman"/>
+        </w:rPr>
+        <w:t xml:space="preserve"> vieram, e a maioria se dirigia para uma casa do outro lado da rua cuja porta – Venâncio </w:t>
+      </w:r>
+      <w:r>
+        <w:rPr>
+          <w:rFonts w:ascii="Times New Roman" w:hAnsi="Times New Roman"/>
+        </w:rPr>
+        <w:t>já havia reparado</w:t>
+      </w:r>
+      <w:r>
+        <w:rPr>
+          <w:rFonts w:ascii="Times New Roman" w:hAnsi="Times New Roman"/>
+        </w:rPr>
+        <w:t xml:space="preserve"> – alinhava bem com o caminho que saía dali. Era onde morava o </w:t>
+      </w:r>
+      <w:r>
+        <w:rPr>
+          <w:rFonts w:ascii="Times New Roman" w:hAnsi="Times New Roman"/>
+        </w:rPr>
+        <w:t>recém-nascido</w:t>
+      </w:r>
+      <w:r>
+        <w:rPr>
+          <w:rFonts w:ascii="Times New Roman" w:hAnsi="Times New Roman"/>
+        </w:rPr>
+        <w:t xml:space="preserve"> que a cidade toda acreditava ser o Santo Penha reencarnado, aquele mesmo que dava nome </w:t>
+      </w:r>
+      <w:r>
+        <w:rPr>
+          <w:rFonts w:ascii="Times New Roman" w:hAnsi="Times New Roman"/>
+        </w:rPr>
+        <w:t>à cidadezinha</w:t>
+      </w:r>
+      <w:r>
+        <w:rPr>
+          <w:rFonts w:ascii="Times New Roman" w:hAnsi="Times New Roman"/>
+        </w:rPr>
+        <w:t xml:space="preserve">, e que se </w:t>
+      </w:r>
+      <w:r>
+        <w:rPr>
+          <w:rFonts w:ascii="Times New Roman" w:hAnsi="Times New Roman"/>
+        </w:rPr>
+        <w:t>dizia</w:t>
+      </w:r>
+      <w:r>
+        <w:rPr>
+          <w:rFonts w:ascii="Times New Roman" w:hAnsi="Times New Roman"/>
+        </w:rPr>
+        <w:t xml:space="preserve"> </w:t>
+      </w:r>
+      <w:r>
+        <w:rPr>
+          <w:rFonts w:ascii="Times New Roman" w:hAnsi="Times New Roman"/>
+        </w:rPr>
+        <w:t xml:space="preserve">(na verdade já estava estabelecido no imaginário local) </w:t>
+      </w:r>
+      <w:r>
+        <w:rPr>
+          <w:rFonts w:ascii="Times New Roman" w:hAnsi="Times New Roman"/>
+        </w:rPr>
+        <w:t>já havia até reencarnado antes, sendo a dessa vez anunciada no fim da última.</w:t>
       </w:r>
     </w:p>
     <w:p>
@@ -73,7 +435,115 @@
           <w:rFonts w:ascii="Times New Roman" w:hAnsi="Times New Roman"/>
         </w:rPr>
         <w:tab/>
-        <w:t>A maior concentração de pessoas ia pela esquerda de onde vieram, e a maioria se dirigia para uma casa do outro lado da rua cuja porta – Venâncio reparou – alinhava bem com o caminho que saía dali. Era onde morava o menino que a cidade toda acreditava ser o Santo Penha reeencarnado, aquele mesmo que dava nome ao povoadinho, e que se acreditava já havia até reencarnado antes, sendo a dessa vez anunciada no fim da última.</w:t>
+        <w:t xml:space="preserve">Havia um </w:t>
+      </w:r>
+      <w:r>
+        <w:rPr>
+          <w:rFonts w:ascii="Times New Roman" w:hAnsi="Times New Roman"/>
+        </w:rPr>
+        <w:t>cantoria</w:t>
+      </w:r>
+      <w:r>
+        <w:rPr>
+          <w:rFonts w:ascii="Times New Roman" w:hAnsi="Times New Roman"/>
+        </w:rPr>
+        <w:t xml:space="preserve"> religiosa na frente da casa. Velas eram deixadas </w:t>
+      </w:r>
+      <w:r>
+        <w:rPr>
+          <w:rFonts w:ascii="Times New Roman" w:hAnsi="Times New Roman"/>
+        </w:rPr>
+        <w:t xml:space="preserve">junto ao muro </w:t>
+      </w:r>
+      <w:r>
+        <w:rPr>
+          <w:rFonts w:ascii="Times New Roman" w:hAnsi="Times New Roman"/>
+        </w:rPr>
+        <w:t xml:space="preserve">e sobre ele. </w:t>
+      </w:r>
+      <w:r>
+        <w:rPr>
+          <w:rFonts w:ascii="Times New Roman" w:hAnsi="Times New Roman"/>
+        </w:rPr>
+        <w:t>D</w:t>
+      </w:r>
+      <w:r>
+        <w:rPr>
+          <w:rFonts w:ascii="Times New Roman" w:hAnsi="Times New Roman"/>
+        </w:rPr>
+        <w:t xml:space="preserve">evotos choravam, rezavam </w:t>
+      </w:r>
+      <w:r>
+        <w:rPr>
+          <w:rFonts w:ascii="Times New Roman" w:hAnsi="Times New Roman"/>
+        </w:rPr>
+        <w:t>e ajoelhavam-se</w:t>
+      </w:r>
+      <w:r>
+        <w:rPr>
+          <w:rFonts w:ascii="Times New Roman" w:hAnsi="Times New Roman"/>
+        </w:rPr>
+        <w:t xml:space="preserve"> diante do </w:t>
+      </w:r>
+      <w:r>
+        <w:rPr>
+          <w:rFonts w:ascii="Times New Roman" w:hAnsi="Times New Roman"/>
+        </w:rPr>
+        <w:t>portão</w:t>
+      </w:r>
+      <w:r>
+        <w:rPr>
+          <w:rFonts w:ascii="Times New Roman" w:hAnsi="Times New Roman"/>
+        </w:rPr>
+        <w:t xml:space="preserve">, </w:t>
+      </w:r>
+      <w:r>
+        <w:rPr>
+          <w:rFonts w:ascii="Times New Roman" w:hAnsi="Times New Roman"/>
+        </w:rPr>
+        <w:t xml:space="preserve">o que fazia Venâncio sorrir o sorriso debochado que Esmeralda </w:t>
+      </w:r>
+      <w:r>
+        <w:rPr>
+          <w:rFonts w:ascii="Times New Roman" w:hAnsi="Times New Roman"/>
+        </w:rPr>
+        <w:t>detestava</w:t>
+      </w:r>
+      <w:r>
+        <w:rPr>
+          <w:rFonts w:ascii="Times New Roman" w:hAnsi="Times New Roman"/>
+        </w:rPr>
+        <w:t xml:space="preserve">. A casa, porém, estava toda fechada e não havia sinal de </w:t>
+      </w:r>
+      <w:r>
+        <w:rPr>
+          <w:rFonts w:ascii="Times New Roman" w:hAnsi="Times New Roman"/>
+        </w:rPr>
+        <w:t>seus</w:t>
+      </w:r>
+      <w:r>
+        <w:rPr>
+          <w:rFonts w:ascii="Times New Roman" w:hAnsi="Times New Roman"/>
+        </w:rPr>
+        <w:t xml:space="preserve"> habitante</w:t>
+      </w:r>
+      <w:r>
+        <w:rPr>
+          <w:rFonts w:ascii="Times New Roman" w:hAnsi="Times New Roman"/>
+        </w:rPr>
+        <w:t>s</w:t>
+      </w:r>
+      <w:r>
+        <w:rPr>
+          <w:rFonts w:ascii="Times New Roman" w:hAnsi="Times New Roman"/>
+        </w:rPr>
+        <w:t xml:space="preserve">. </w:t>
+      </w:r>
+      <w:r>
+        <w:rPr>
+          <w:rFonts w:ascii="Times New Roman" w:hAnsi="Times New Roman"/>
+        </w:rPr>
+        <w:t>Dois brigadianos cuidavam para que ninguém ousasse invadir a residência.</w:t>
       </w:r>
     </w:p>
     <w:p>
@@ -89,13 +559,130 @@
           <w:rFonts w:ascii="Times New Roman" w:hAnsi="Times New Roman"/>
         </w:rPr>
         <w:tab/>
-        <w:t xml:space="preserve">Havia uma cantoria religiosa na frente da casa. Velas eram deixadas na calçada, devotos choravam e rezavam diante do milagre, </w:t>
-      </w:r>
-      <w:r>
-        <w:rPr>
-          <w:rFonts w:ascii="Times New Roman" w:hAnsi="Times New Roman"/>
-        </w:rPr>
-        <w:t>o que fazia Venâncio sorrir o sorriso debochado que Esmeralda odiava tanto.</w:t>
+      </w:r>
+      <w:r>
+        <w:rPr>
+          <w:rFonts w:ascii="Times New Roman" w:hAnsi="Times New Roman"/>
+        </w:rPr>
+        <w:t xml:space="preserve">Venâncio seguiu </w:t>
+      </w:r>
+      <w:r>
+        <w:rPr>
+          <w:rFonts w:ascii="Times New Roman" w:hAnsi="Times New Roman"/>
+        </w:rPr>
+        <w:t>adiante</w:t>
+      </w:r>
+      <w:r>
+        <w:rPr>
+          <w:rFonts w:ascii="Times New Roman" w:hAnsi="Times New Roman"/>
+        </w:rPr>
+        <w:t xml:space="preserve">, </w:t>
+      </w:r>
+      <w:r>
+        <w:rPr>
+          <w:rFonts w:ascii="Times New Roman" w:hAnsi="Times New Roman"/>
+        </w:rPr>
+        <w:t>na direção da música e do churrasco</w:t>
+      </w:r>
+      <w:r>
+        <w:rPr>
+          <w:rFonts w:ascii="Times New Roman" w:hAnsi="Times New Roman"/>
+        </w:rPr>
+        <w:t xml:space="preserve">, enquanto Esmeralda ficou com a pequena conversando com algumas conhecidas, clientes suas (era cabeleireira). </w:t>
+      </w:r>
+      <w:r>
+        <w:rPr>
+          <w:rFonts w:ascii="Times New Roman" w:hAnsi="Times New Roman"/>
+        </w:rPr>
+        <w:t>Cumprimentou vários conhecidos, e a</w:t>
+      </w:r>
+      <w:r>
+        <w:rPr>
+          <w:rFonts w:ascii="Times New Roman" w:hAnsi="Times New Roman"/>
+        </w:rPr>
+        <w:t xml:space="preserve">queles a quem não conhecia, sabia que vinham de fora da cidade, e destes haviam </w:t>
+      </w:r>
+      <w:r>
+        <w:rPr>
+          <w:rFonts w:ascii="Times New Roman" w:hAnsi="Times New Roman"/>
+        </w:rPr>
+        <w:t>muito</w:t>
+      </w:r>
+      <w:r>
+        <w:rPr>
+          <w:rFonts w:ascii="Times New Roman" w:hAnsi="Times New Roman"/>
+        </w:rPr>
+        <w:t xml:space="preserve"> mais. </w:t>
+      </w:r>
+      <w:r>
+        <w:rPr>
+          <w:rFonts w:ascii="Times New Roman" w:hAnsi="Times New Roman"/>
+        </w:rPr>
+        <w:t>Ouvira histórias de gente que atravessou o rio Uruguai a nado, e até um homem que viera a pé de Porto Alegre. Quando passou pelo gaiteiro o cumprimentou assim:</w:t>
+        <w:br/>
+        <w:t xml:space="preserve">“Mas ah, Gaiteiro </w:t>
+      </w:r>
+      <w:r>
+        <w:rPr>
+          <w:rFonts w:ascii="Times New Roman" w:hAnsi="Times New Roman"/>
+        </w:rPr>
+        <w:t>velho</w:t>
+      </w:r>
+      <w:r>
+        <w:rPr>
+          <w:rFonts w:ascii="Times New Roman" w:hAnsi="Times New Roman"/>
+        </w:rPr>
+        <w:t>!”</w:t>
+      </w:r>
+    </w:p>
+    <w:p>
+      <w:pPr>
+        <w:pStyle w:val="Normal"/>
+        <w:bidi w:val="0"/>
+        <w:spacing w:lineRule="auto" w:line="240"/>
+        <w:jc w:val="both"/>
+        <w:rPr>
+          <w:rFonts w:ascii="Times New Roman" w:hAnsi="Times New Roman"/>
+        </w:rPr>
+      </w:pPr>
+      <w:r>
+        <w:rPr>
+          <w:rFonts w:ascii="Times New Roman" w:hAnsi="Times New Roman"/>
+        </w:rPr>
+        <w:t xml:space="preserve">E este, que era cego, reconhecendo a voz do velho amigo respondeu com a gaita, batendo os pés animado, </w:t>
+      </w:r>
+      <w:r>
+        <w:rPr>
+          <w:rFonts w:ascii="Times New Roman" w:hAnsi="Times New Roman"/>
+        </w:rPr>
+        <w:t>fazendo pular</w:t>
+      </w:r>
+      <w:r>
+        <w:rPr>
+          <w:rFonts w:ascii="Times New Roman" w:hAnsi="Times New Roman"/>
+        </w:rPr>
+        <w:t xml:space="preserve"> o cusquinho </w:t>
+      </w:r>
+      <w:r>
+        <w:rPr>
+          <w:rFonts w:ascii="Times New Roman" w:hAnsi="Times New Roman"/>
+        </w:rPr>
+        <w:t>tigrado que o seguia por todo o lado e andava por ali roendo  um osso compenetradamente.</w:t>
+      </w:r>
+    </w:p>
+    <w:p>
+      <w:pPr>
+        <w:pStyle w:val="Normal"/>
+        <w:bidi w:val="0"/>
+        <w:spacing w:lineRule="auto" w:line="240"/>
+        <w:jc w:val="both"/>
+        <w:rPr/>
+      </w:pPr>
+      <w:r>
+        <w:rPr>
+          <w:rFonts w:ascii="Times New Roman" w:hAnsi="Times New Roman"/>
+        </w:rPr>
+        <w:tab/>
       </w:r>
     </w:p>
     <w:sectPr>
@@ -118,12 +705,14 @@
       <w:rPr>
         <w:rFonts w:ascii="Liberation Serif" w:hAnsi="Liberation Serif" w:eastAsia="Noto Serif CJK SC" w:cs="Lohit Devanagari"/>
         <w:kern w:val="2"/>
+        <w:sz w:val="24"/>
         <w:szCs w:val="24"/>
         <w:lang w:val="pt-BR" w:eastAsia="zh-CN" w:bidi="hi-IN"/>
       </w:rPr>
     </w:rPrDefault>
     <w:pPrDefault>
       <w:pPr>
+        <w:widowControl/>
         <w:suppressAutoHyphens w:val="true"/>
       </w:pPr>
     </w:pPrDefault>
@@ -133,11 +722,10 @@
     <w:qFormat/>
     <w:pPr>
       <w:widowControl/>
-      <w:suppressAutoHyphens w:val="true"/>
-      <w:overflowPunct w:val="false"/>
+      <w:kinsoku w:val="true"/>
+      <w:overflowPunct w:val="true"/>
+      <w:autoSpaceDE w:val="true"/>
       <w:bidi w:val="0"/>
-      <w:spacing w:before="0" w:after="0"/>
-      <w:jc w:val="left"/>
     </w:pPr>
     <w:rPr>
       <w:rFonts w:ascii="Liberation Serif" w:hAnsi="Liberation Serif" w:eastAsia="Noto Serif CJK SC" w:cs="Lohit Devanagari"/>
